--- a/GIMP script/STEPS TO EDIT.docx
+++ b/GIMP script/STEPS TO EDIT.docx
@@ -31,7 +31,25 @@
         <w:rPr>
           <w:lang w:val="en-US"/>
         </w:rPr>
-        <w:t>do Q mask by selecting paint brush by P</w:t>
+        <w:t>do Q mask</w:t>
+      </w:r>
+      <w:r>
+        <w:rPr>
+          <w:lang w:val="en-US"/>
+        </w:rPr>
+        <w:t xml:space="preserve"> or (press shift + Q in gimp 3.2 for quick mask)</w:t>
+      </w:r>
+      <w:r>
+        <w:rPr>
+          <w:lang w:val="en-US"/>
+        </w:rPr>
+        <w:t xml:space="preserve"> , </w:t>
+      </w:r>
+      <w:r>
+        <w:rPr>
+          <w:lang w:val="en-US"/>
+        </w:rPr>
+        <w:t>by selecting paint brush by P</w:t>
       </w:r>
     </w:p>
     <w:p>
@@ -42,6 +60,7 @@
       </w:pPr>
       <w:r>
         <w:rPr>
+          <w:noProof/>
           <w:lang w:val="en-US"/>
         </w:rPr>
         <w:drawing>
@@ -141,6 +160,7 @@
       </w:pPr>
       <w:r>
         <w:rPr>
+          <w:noProof/>
           <w:lang w:val="en-US"/>
         </w:rPr>
         <w:drawing>
@@ -190,19 +210,7 @@
         <w:rPr>
           <w:lang w:val="en-US"/>
         </w:rPr>
-        <w:t xml:space="preserve">Step </w:t>
-      </w:r>
-      <w:r>
-        <w:rPr>
-          <w:lang w:val="en-US"/>
-        </w:rPr>
-        <w:t>3</w:t>
-      </w:r>
-      <w:r>
-        <w:rPr>
-          <w:lang w:val="en-US"/>
-        </w:rPr>
-        <w:t xml:space="preserve">: </w:t>
+        <w:t xml:space="preserve">Step 3: </w:t>
       </w:r>
       <w:r>
         <w:rPr>
@@ -226,6 +234,7 @@
       </w:r>
       <w:r>
         <w:rPr>
+          <w:noProof/>
           <w:lang w:val="en-US"/>
         </w:rPr>
         <w:drawing>
@@ -306,6 +315,7 @@
       </w:pPr>
       <w:r>
         <w:rPr>
+          <w:noProof/>
           <w:lang w:val="en-US"/>
         </w:rPr>
         <w:drawing>
@@ -368,7 +378,19 @@
         <w:rPr>
           <w:lang w:val="en-US"/>
         </w:rPr>
-        <w:t xml:space="preserve"> It will great a bounding box.</w:t>
+        <w:t xml:space="preserve"> It will </w:t>
+      </w:r>
+      <w:r>
+        <w:rPr>
+          <w:lang w:val="en-US"/>
+        </w:rPr>
+        <w:t>create</w:t>
+      </w:r>
+      <w:r>
+        <w:rPr>
+          <w:lang w:val="en-US"/>
+        </w:rPr>
+        <w:t xml:space="preserve"> a bounding box.</w:t>
       </w:r>
       <w:r>
         <w:rPr>
@@ -489,6 +511,7 @@
       </w:r>
       <w:r>
         <w:rPr>
+          <w:noProof/>
           <w:lang w:val="en-US"/>
         </w:rPr>
         <w:drawing>
@@ -544,13 +567,7 @@
         <w:rPr>
           <w:lang w:val="en-US"/>
         </w:rPr>
-        <w:t>Step</w:t>
-      </w:r>
-      <w:r>
-        <w:rPr>
-          <w:lang w:val="en-US"/>
-        </w:rPr>
-        <w:t xml:space="preserve"> 6: </w:t>
+        <w:t xml:space="preserve">Step 6: </w:t>
       </w:r>
       <w:r>
         <w:rPr>
@@ -591,6 +608,7 @@
       </w:pPr>
       <w:r>
         <w:rPr>
+          <w:noProof/>
           <w:lang w:val="en-US"/>
         </w:rPr>
         <w:drawing>
@@ -640,13 +658,7 @@
         <w:rPr>
           <w:lang w:val="en-US"/>
         </w:rPr>
-        <w:t xml:space="preserve">Step </w:t>
-      </w:r>
-      <w:r>
-        <w:rPr>
-          <w:lang w:val="en-US"/>
-        </w:rPr>
-        <w:t xml:space="preserve">7: </w:t>
+        <w:t xml:space="preserve">Step 7: </w:t>
       </w:r>
       <w:r>
         <w:rPr>
@@ -663,6 +675,7 @@
       </w:pPr>
       <w:r>
         <w:rPr>
+          <w:noProof/>
           <w:lang w:val="en-US"/>
         </w:rPr>
         <w:drawing>
@@ -777,6 +790,7 @@
       </w:pPr>
       <w:r>
         <w:rPr>
+          <w:noProof/>
           <w:lang w:val="en-US"/>
         </w:rPr>
         <w:drawing>
@@ -965,6 +979,7 @@
       </w:pPr>
       <w:r>
         <w:rPr>
+          <w:noProof/>
           <w:lang w:val="en-US"/>
         </w:rPr>
         <w:drawing>
